--- a/hin/docx/008.content.docx
+++ b/hin/docx/008.content.docx
@@ -224,18 +224,12 @@
         </w:rPr>
         <w:t xml:space="preserve"> एक खड़ी लकड़ी का लट्ठा होता है, जिसके ऊपरी हिस्से में एक और लकड़ी का लट्ठा आड़ा जुड़ा होता है, जिसे क्रूस की "आड़ी लकड़ी" कहा जाता है। रोमी लोग इसका इस्तेमाल उन लोगों को कष्ट पहुँचाने और मौत की सजा देने के लिए करते थे जिन्हें वे सबसे बड़ा अपराधी मानते थे। लोग इसे "</w:t>
       </w:r>
-      <w:hyperlink r:id="rId13">
-        <w:r>
-          <w:rPr>
-            <w:lang w:val="hi_IN" w:bidi="hi_IN"/>
-          </w:rPr>
-          <w:rPr>
-            <w:color w:val="0000EE"/>
-            <w:u w:val="single"/>
-          </w:rPr>
-          <w:t>क्रूस पर चढ़ाना</w:t>
-        </w:r>
-      </w:hyperlink>
+      <w:r>
+        <w:rPr>
+          <w:lang w:val="hi_IN" w:bidi="hi_IN"/>
+        </w:rPr>
+        <w:t>क्रूस पर चढ़ाना</w:t>
+      </w:r>
       <w:r>
         <w:rPr>
           <w:lang w:val="hi_IN" w:bidi="hi_IN"/>
@@ -299,7 +293,6 @@
       </w:r>
       <w:r>
         <w:rPr>
-          <w:b/>
           <w:lang w:val="hi_IN" w:bidi="hi_IN"/>
         </w:rPr>
         <w:t>दासों</w:t>
@@ -310,18 +303,12 @@
         </w:rPr>
         <w:t xml:space="preserve"> और सबसे बुरे अपराधियों के लिए किया जाता था। क्रूस पर चढ़ाना मरने का सबसे दर्दनाक और अपमानजनक तरीका था। क्रूस पर चढ़ाने का अर्थ है कि किसी को </w:t>
       </w:r>
-      <w:hyperlink r:id="rId14">
-        <w:r>
-          <w:rPr>
-            <w:lang w:val="hi_IN" w:bidi="hi_IN"/>
-          </w:rPr>
-          <w:rPr>
-            <w:color w:val="0000EE"/>
-            <w:u w:val="single"/>
-          </w:rPr>
-          <w:t>क्रूस</w:t>
-        </w:r>
-      </w:hyperlink>
+      <w:r>
+        <w:rPr>
+          <w:lang w:val="hi_IN" w:bidi="hi_IN"/>
+        </w:rPr>
+        <w:t>क्रूस</w:t>
+      </w:r>
       <w:r>
         <w:rPr>
           <w:lang w:val="hi_IN" w:bidi="hi_IN"/>
